--- a/database/CampusCoin_README.docx
+++ b/database/CampusCoin_README.docx
@@ -1088,17 +1088,22 @@
     </w:p>
     <w:p>
       <w:pPr>
-        <w:spacing w:after="160"/>
-      </w:pPr>
-      <w:r>
-        <w:rPr>
-          <w:i/>
-          <w:iCs/>
-          <w:color w:val="64748B"/>
-          <w:sz w:val="19"/>
-          <w:szCs w:val="19"/>
-        </w:rPr>
-        <w:t xml:space="preserve">Admin accounts sign in from the dedicated /admin/login route; student accounts use the regular /login page.</w:t>
+        <w:pBdr>
+          <w:left w:val="single" w:color="D97706" w:sz="18" w:space="8"/>
+        </w:pBdr>
+        <w:shd w:fill="FEF3C7" w:val="clear"/>
+        <w:spacing w:after="200" w:before="120"/>
+        <w:ind w:left="100"/>
+      </w:pPr>
+      <w:r>
+        <w:rPr>
+          <w:b/>
+          <w:bCs/>
+          <w:color w:val="0F172A"/>
+          <w:sz w:val="21"/>
+          <w:szCs w:val="21"/>
+        </w:rPr>
+        <w:t xml:space="preserve">⚠ Admin Login: Admin accounts do NOT sign in from the regular /login page. Use the dedicated admin route — https://campuscoin-app.vercel.app/admin/login — with the Admin credentials above. Student accounts use the regular /login page.</w:t>
       </w:r>
     </w:p>
     <w:p>
@@ -1388,6 +1393,60 @@
                 <w:sz w:val="20"/>
                 <w:szCs w:val="20"/>
               </w:rPr>
+              <w:t xml:space="preserve">Admin Login</w:t>
+            </w:r>
+          </w:p>
+        </w:tc>
+        <w:tc>
+          <w:tcPr>
+            <w:tcW w:type="dxa" w:w="6026"/>
+            <w:shd w:fill="F8FAFC" w:val="clear"/>
+            <w:tcMar>
+              <w:top w:type="dxa" w:w="80"/>
+              <w:left w:type="dxa" w:w="120"/>
+              <w:bottom w:type="dxa" w:w="80"/>
+              <w:right w:type="dxa" w:w="120"/>
+            </w:tcMar>
+            <w:vAlign w:val="center"/>
+          </w:tcPr>
+          <w:p>
+            <w:pPr>
+              <w:spacing w:after="0"/>
+            </w:pPr>
+            <w:r>
+              <w:rPr>
+                <w:sz w:val="20"/>
+                <w:szCs w:val="20"/>
+              </w:rPr>
+              <w:t xml:space="preserve">https://campuscoin-app.vercel.app/admin/login</w:t>
+            </w:r>
+          </w:p>
+        </w:tc>
+      </w:tr>
+      <w:tr>
+        <w:trPr>
+          <w:cantSplit/>
+        </w:trPr>
+        <w:tc>
+          <w:tcPr>
+            <w:tcW w:type="dxa" w:w="3000"/>
+            <w:tcMar>
+              <w:top w:type="dxa" w:w="80"/>
+              <w:left w:type="dxa" w:w="120"/>
+              <w:bottom w:type="dxa" w:w="80"/>
+              <w:right w:type="dxa" w:w="120"/>
+            </w:tcMar>
+            <w:vAlign w:val="center"/>
+          </w:tcPr>
+          <w:p>
+            <w:pPr>
+              <w:spacing w:after="0"/>
+            </w:pPr>
+            <w:r>
+              <w:rPr>
+                <w:sz w:val="20"/>
+                <w:szCs w:val="20"/>
+              </w:rPr>
               <w:t xml:space="preserve">Backend API (Render)</w:t>
             </w:r>
           </w:p>
@@ -1395,7 +1454,6 @@
         <w:tc>
           <w:tcPr>
             <w:tcW w:type="dxa" w:w="6026"/>
-            <w:shd w:fill="F8FAFC" w:val="clear"/>
             <w:tcMar>
               <w:top w:type="dxa" w:w="80"/>
               <w:left w:type="dxa" w:w="120"/>
@@ -1425,6 +1483,7 @@
         <w:tc>
           <w:tcPr>
             <w:tcW w:type="dxa" w:w="3000"/>
+            <w:shd w:fill="F8FAFC" w:val="clear"/>
             <w:tcMar>
               <w:top w:type="dxa" w:w="80"/>
               <w:left w:type="dxa" w:w="120"/>
@@ -1449,6 +1508,7 @@
         <w:tc>
           <w:tcPr>
             <w:tcW w:type="dxa" w:w="6026"/>
+            <w:shd w:fill="F8FAFC" w:val="clear"/>
             <w:tcMar>
               <w:top w:type="dxa" w:w="80"/>
               <w:left w:type="dxa" w:w="120"/>
@@ -1471,6 +1531,59 @@
           </w:p>
         </w:tc>
       </w:tr>
+      <w:tr>
+        <w:trPr>
+          <w:cantSplit/>
+        </w:trPr>
+        <w:tc>
+          <w:tcPr>
+            <w:tcW w:type="dxa" w:w="3000"/>
+            <w:tcMar>
+              <w:top w:type="dxa" w:w="80"/>
+              <w:left w:type="dxa" w:w="120"/>
+              <w:bottom w:type="dxa" w:w="80"/>
+              <w:right w:type="dxa" w:w="120"/>
+            </w:tcMar>
+            <w:vAlign w:val="center"/>
+          </w:tcPr>
+          <w:p>
+            <w:pPr>
+              <w:spacing w:after="0"/>
+            </w:pPr>
+            <w:r>
+              <w:rPr>
+                <w:sz w:val="20"/>
+                <w:szCs w:val="20"/>
+              </w:rPr>
+              <w:t xml:space="preserve">Git Repository</w:t>
+            </w:r>
+          </w:p>
+        </w:tc>
+        <w:tc>
+          <w:tcPr>
+            <w:tcW w:type="dxa" w:w="6026"/>
+            <w:tcMar>
+              <w:top w:type="dxa" w:w="80"/>
+              <w:left w:type="dxa" w:w="120"/>
+              <w:bottom w:type="dxa" w:w="80"/>
+              <w:right w:type="dxa" w:w="120"/>
+            </w:tcMar>
+            <w:vAlign w:val="center"/>
+          </w:tcPr>
+          <w:p>
+            <w:pPr>
+              <w:spacing w:after="0"/>
+            </w:pPr>
+            <w:r>
+              <w:rPr>
+                <w:sz w:val="20"/>
+                <w:szCs w:val="20"/>
+              </w:rPr>
+              <w:t xml:space="preserve">https://github.com/aaliyandevs/CampusCoin</w:t>
+            </w:r>
+          </w:p>
+        </w:tc>
+      </w:tr>
     </w:tbl>
     <w:p>
       <w:pPr>
@@ -1898,7 +2011,7 @@
           <w:sz w:val="19"/>
           <w:szCs w:val="19"/>
         </w:rPr>
-        <w:t xml:space="preserve">git clone &lt;repository-url&gt;
+        <w:t xml:space="preserve">git clone https://github.com/aaliyandevs/CampusCoin.git
 cd CampusCoin</w:t>
       </w:r>
     </w:p>

--- a/database/CampusCoin_README.docx
+++ b/database/CampusCoin_README.docx
@@ -2446,7 +2446,7 @@
           <w:sz w:val="21"/>
           <w:szCs w:val="21"/>
         </w:rPr>
-        <w:t xml:space="preserve">Claude Code was used as a pair-programmer throughout development: scaffolding features, writing and refactoring backend/frontend code, implementing the session-based authentication system, fixing bugs, and generating this documentation set.</w:t>
+        <w:t xml:space="preserve">Claude (Claude Code) was used for assistance and help throughout development — scaffolding features, writing and refactoring backend/frontend code, implementing the session-based authentication system, fixing bugs, and generating this documentation set.</w:t>
       </w:r>
     </w:p>
     <w:p>

--- a/database/CampusCoin_README.docx
+++ b/database/CampusCoin_README.docx
@@ -2429,75 +2429,7 @@
           <w:sz w:val="21"/>
           <w:szCs w:val="21"/>
         </w:rPr>
-        <w:t xml:space="preserve">In the interest of transparency, this is how AI tools were used while building Campus Coin:</w:t>
-      </w:r>
-    </w:p>
-    <w:p>
-      <w:pPr>
-        <w:pStyle w:val="ListParagraph"/>
-        <w:numPr>
-          <w:ilvl w:val="0"/>
-          <w:numId w:val="2"/>
-        </w:numPr>
-        <w:spacing w:after="70"/>
-      </w:pPr>
-      <w:r>
-        <w:rPr>
-          <w:sz w:val="21"/>
-          <w:szCs w:val="21"/>
-        </w:rPr>
-        <w:t xml:space="preserve">Claude (Claude Code) was used for assistance and help throughout development — scaffolding features, writing and refactoring backend/frontend code, implementing the session-based authentication system, fixing bugs, and generating this documentation set.</w:t>
-      </w:r>
-    </w:p>
-    <w:p>
-      <w:pPr>
-        <w:pStyle w:val="ListParagraph"/>
-        <w:numPr>
-          <w:ilvl w:val="0"/>
-          <w:numId w:val="2"/>
-        </w:numPr>
-        <w:spacing w:after="70"/>
-      </w:pPr>
-      <w:r>
-        <w:rPr>
-          <w:sz w:val="21"/>
-          <w:szCs w:val="21"/>
-        </w:rPr>
-        <w:t xml:space="preserve">ChatGPT was used to generate the architecture, flowchart, DFD, and ER diagrams included in the project documentation, from prompts written by the team describing the exact system design.</w:t>
-      </w:r>
-    </w:p>
-    <w:p>
-      <w:pPr>
-        <w:pStyle w:val="ListParagraph"/>
-        <w:numPr>
-          <w:ilvl w:val="0"/>
-          <w:numId w:val="2"/>
-        </w:numPr>
-        <w:spacing w:after="70"/>
-      </w:pPr>
-      <w:r>
-        <w:rPr>
-          <w:sz w:val="21"/>
-          <w:szCs w:val="21"/>
-        </w:rPr>
-        <w:t xml:space="preserve">The in-app “saving tips” and “insights” features are rule-based (derived from the student’s own transaction data using fixed logic), not powered by a live AI model — this is called out explicitly so the app’s actual behavior is not overstated.</w:t>
-      </w:r>
-    </w:p>
-    <w:p>
-      <w:pPr>
-        <w:pStyle w:val="ListParagraph"/>
-        <w:numPr>
-          <w:ilvl w:val="0"/>
-          <w:numId w:val="2"/>
-        </w:numPr>
-        <w:spacing w:after="70"/>
-      </w:pPr>
-      <w:r>
-        <w:rPr>
-          <w:sz w:val="21"/>
-          <w:szCs w:val="21"/>
-        </w:rPr>
-        <w:t xml:space="preserve">All architectural decisions, requirements interpretation, testing, and final review were done by the SharpStackers team.</w:t>
+        <w:t xml:space="preserve">Campus Coin was designed, built, and tested by the SharpStackers team. AI tools (Claude and ChatGPT) were used only for minor assistance along the way — such as small coding help and generating a few reference diagrams — not to build the project itself.</w:t>
       </w:r>
     </w:p>
     <w:p>
